--- a/Auditoría de Sistemas Informáticos/Semana 05/Biblioteca_CORHUILA.docx
+++ b/Auditoría de Sistemas Informáticos/Semana 05/Biblioteca_CORHUILA.docx
@@ -392,12 +392,6 @@
                 <w:lang w:val="es-ES_tradnl"/>
               </w:rPr>
               <w:t>Juan Pablo Borrero Morales</w:t>
-            </w:r>
-            <w:r>
-              <w:rPr>
-                <w:rFonts w:ascii="Arial" w:hAnsi="Arial" w:cs="Arial"/>
-                <w:lang w:val="es-ES_tradnl"/>
-              </w:rPr>
               <w:br/>
               <w:t>Carlos Mauricio Leal Medina</w:t>
             </w:r>
@@ -1424,21 +1418,11 @@
             </v:textbox>
           </v:shape>
         </w:pict>
-      </w:r>
-      <w:r>
-        <w:rPr>
-          <w:noProof/>
-        </w:rPr>
         <w:pict w14:anchorId="6B0C7CBA">
           <v:line id="Conector recto 2" o:spid="_x0000_s2059" style="position:absolute;z-index:2;visibility:visible;mso-wrap-style:square;mso-wrap-distance-left:9.05pt;mso-wrap-distance-top:0;mso-wrap-distance-right:9.05pt;mso-wrap-distance-bottom:0;mso-position-horizontal:absolute;mso-position-horizontal-relative:text;mso-position-vertical:absolute;mso-position-vertical-relative:text" from="406.5pt,847.15pt" to="406.5pt,862.9pt" o:gfxdata="" strokeweight=".26mm">
             <v:stroke endarrow="block" joinstyle="miter"/>
           </v:line>
         </w:pict>
-      </w:r>
-      <w:r>
-        <w:rPr>
-          <w:noProof/>
-        </w:rPr>
         <w:pict w14:anchorId="366EECD9">
           <v:shapetype id="_x0000_t115" coordsize="21600,21600" o:spt="115" path="m,20465v810,317,1620,452,2397,725c3077,21325,3790,21417,4405,21597v1620,,2202,-180,2657,-272c7580,21280,8002,21010,8455,20917v422,-135,810,-405,1327,-542c10205,20150,10657,19967,11080,19742v517,-182,970,-407,1425,-590c13087,19017,13605,18745,14255,18610v615,-180,1262,-318,1942,-408c16975,18202,17785,18022,18595,18022r,-1670l19192,16252r808,l20000,14467r722,-75l21597,14392,21597,,2972,r,1815l1532,1815r,1860l,3675,,20465xem1532,3675nfl18595,3675r,12677em2972,1815nfl20000,1815r,12652e">
             <v:stroke joinstyle="miter"/>
@@ -1463,21 +1447,11 @@
             </v:textbox>
           </v:shape>
         </w:pict>
-      </w:r>
-      <w:r>
-        <w:rPr>
-          <w:noProof/>
-        </w:rPr>
         <w:pict w14:anchorId="2252AAF8">
           <v:line id="Conector recto 4" o:spid="_x0000_s2057" style="position:absolute;z-index:4;visibility:visible;mso-wrap-style:square;mso-wrap-distance-left:9.05pt;mso-wrap-distance-top:0;mso-wrap-distance-right:9.05pt;mso-wrap-distance-bottom:0;mso-position-horizontal:absolute;mso-position-horizontal-relative:text;mso-position-vertical:absolute;mso-position-vertical-relative:text" from="6in,931.9pt" to="6in,949.15pt" o:gfxdata="" strokeweight=".26mm">
             <v:stroke endarrow="block" joinstyle="miter"/>
           </v:line>
         </w:pict>
-      </w:r>
-      <w:r>
-        <w:rPr>
-          <w:noProof/>
-        </w:rPr>
         <w:pict w14:anchorId="511417B0">
           <v:shapetype id="_x0000_t119" coordsize="21600,21600" o:spt="119" path="m,l21600,,17240,21600r-12880,xe">
             <v:stroke joinstyle="miter"/>
@@ -1514,61 +1488,31 @@
             </v:textbox>
           </v:shape>
         </w:pict>
-      </w:r>
-      <w:r>
-        <w:rPr>
-          <w:noProof/>
-        </w:rPr>
         <w:pict w14:anchorId="4A5899E2">
           <v:line id="Conector recto 6" o:spid="_x0000_s2055" style="position:absolute;z-index:6;visibility:visible;mso-wrap-style:square;mso-wrap-distance-left:9.05pt;mso-wrap-distance-top:0;mso-wrap-distance-right:9.05pt;mso-wrap-distance-bottom:0;mso-position-horizontal:absolute;mso-position-horizontal-relative:text;mso-position-vertical:absolute;mso-position-vertical-relative:text" from="57pt,745.15pt" to="57pt,808.15pt" o:gfxdata="" strokeweight=".26mm">
             <v:stroke joinstyle="miter"/>
           </v:line>
         </w:pict>
-      </w:r>
-      <w:r>
-        <w:rPr>
-          <w:noProof/>
-        </w:rPr>
         <w:pict w14:anchorId="4EC4DF44">
           <v:line id="Conector recto 7" o:spid="_x0000_s2054" style="position:absolute;z-index:7;visibility:visible;mso-wrap-style:square;mso-wrap-distance-left:9.05pt;mso-wrap-distance-top:0;mso-wrap-distance-right:9.05pt;mso-wrap-distance-bottom:0;mso-position-horizontal:absolute;mso-position-horizontal-relative:text;mso-position-vertical:absolute;mso-position-vertical-relative:text" from="57pt,808.15pt" to="344.25pt,808.15pt" o:gfxdata="" strokeweight=".26mm">
             <v:stroke endarrow="block" joinstyle="miter"/>
           </v:line>
         </w:pict>
-      </w:r>
-      <w:r>
-        <w:rPr>
-          <w:noProof/>
-        </w:rPr>
         <w:pict w14:anchorId="58B49920">
           <v:line id="Conector recto 8" o:spid="_x0000_s2053" style="position:absolute;flip:x;z-index:8;visibility:visible;mso-wrap-style:square;mso-wrap-distance-left:9.05pt;mso-wrap-distance-top:0;mso-wrap-distance-right:9.05pt;mso-wrap-distance-bottom:0;mso-position-horizontal:absolute;mso-position-horizontal-relative:text;mso-position-vertical:absolute;mso-position-vertical-relative:text" from="346.5pt,914.65pt" to="398.25pt,914.65pt" o:gfxdata="" strokeweight=".26mm">
             <v:stroke endarrow="block" joinstyle="miter"/>
           </v:line>
         </w:pict>
-      </w:r>
-      <w:r>
-        <w:rPr>
-          <w:noProof/>
-        </w:rPr>
         <w:pict w14:anchorId="0E488DA2">
           <v:line id="Conector recto 9" o:spid="_x0000_s2052" style="position:absolute;flip:x;z-index:9;visibility:visible;mso-wrap-style:square;mso-wrap-distance-left:9.05pt;mso-wrap-distance-top:0;mso-wrap-distance-right:9.05pt;mso-wrap-distance-bottom:0;mso-position-horizontal:absolute;mso-position-horizontal-relative:text;mso-position-vertical:absolute;mso-position-vertical-relative:text" from="347.25pt,901.15pt" to="393.75pt,901.15pt" o:gfxdata="" strokeweight=".26mm">
             <v:stroke endarrow="block" joinstyle="miter"/>
           </v:line>
         </w:pict>
-      </w:r>
-      <w:r>
-        <w:rPr>
-          <w:noProof/>
-        </w:rPr>
         <w:pict w14:anchorId="1FD8C4D6">
           <v:line id="Conector recto 10" o:spid="_x0000_s2051" style="position:absolute;flip:x;z-index:10;visibility:visible;mso-wrap-style:square;mso-wrap-distance-left:9.05pt;mso-wrap-distance-top:0;mso-wrap-distance-right:9.05pt;mso-wrap-distance-bottom:0;mso-position-horizontal:absolute;mso-position-horizontal-relative:text;mso-position-vertical:absolute;mso-position-vertical-relative:text" from="352.45pt,880.15pt" to="395.2pt,880.15pt" o:gfxdata="" strokeweight=".26mm">
             <v:stroke endarrow="block" joinstyle="miter"/>
           </v:line>
         </w:pict>
-      </w:r>
-      <w:r>
-        <w:rPr>
-          <w:noProof/>
-        </w:rPr>
         <w:pict w14:anchorId="639894CB">
           <v:shapetype id="_x0000_t128" coordsize="21600,21600" o:spt="128" path="m,l21600,,10800,21600xe">
             <v:stroke joinstyle="miter"/>
@@ -2344,12 +2288,6 @@
                 <w:lang w:val="es-MX" w:eastAsia="en-US"/>
               </w:rPr>
               <w:t xml:space="preserve">Solicitud de reserva de sala o de actividad con </w:t>
-            </w:r>
-            <w:r>
-              <w:rPr>
-                <w:rFonts w:ascii="Arial" w:hAnsi="Arial" w:cs="Arial"/>
-                <w:lang w:val="es-MX" w:eastAsia="en-US"/>
-              </w:rPr>
               <w:lastRenderedPageBreak/>
               <w:t>grupo de estudiantes.</w:t>
             </w:r>
@@ -2424,12 +2362,6 @@
                 <w:lang w:val="es-MX" w:eastAsia="en-US"/>
               </w:rPr>
               <w:t xml:space="preserve">Disponibilidad del recurso solicitado (libro, computador, sala o </w:t>
-            </w:r>
-            <w:r>
-              <w:rPr>
-                <w:rFonts w:ascii="Arial" w:hAnsi="Arial" w:cs="Arial"/>
-                <w:lang w:val="es-MX" w:eastAsia="en-US"/>
-              </w:rPr>
               <w:lastRenderedPageBreak/>
               <w:t>casillero).</w:t>
             </w:r>
@@ -4718,6 +4650,14 @@
                 <w:color w:val="000000"/>
               </w:rPr>
             </w:pPr>
+            <w:r>
+              <w:rPr>
+                <w:rFonts w:ascii="Arial" w:hAnsi="Arial" w:cs="Arial"/>
+                <w:bCs/>
+                <w:color w:val="000000"/>
+              </w:rPr>
+              <w:t>Ver anexo A</w:t>
+            </w:r>
           </w:p>
         </w:tc>
       </w:tr>
@@ -7186,12 +7126,6 @@
                 <w:color w:val="000000"/>
               </w:rPr>
               <w:t xml:space="preserve">Registra la visita para los reportes estadísticos de la </w:t>
-            </w:r>
-            <w:r>
-              <w:rPr>
-                <w:rFonts w:ascii="Arial" w:hAnsi="Arial" w:cs="Arial"/>
-                <w:color w:val="000000"/>
-              </w:rPr>
               <w:lastRenderedPageBreak/>
               <w:t xml:space="preserve">biblioteca, al finalizar la actividad, e informa a quien recibe el turno cuando corresponda. Se conecta con la </w:t>
             </w:r>
@@ -8836,6 +8770,14 @@
                 <w:color w:val="000000"/>
               </w:rPr>
             </w:pPr>
+            <w:r>
+              <w:rPr>
+                <w:rFonts w:ascii="Arial" w:hAnsi="Arial" w:cs="Arial"/>
+                <w:bCs/>
+                <w:color w:val="000000"/>
+              </w:rPr>
+              <w:t>Ver anexo B</w:t>
+            </w:r>
           </w:p>
         </w:tc>
       </w:tr>
@@ -9182,6 +9124,51 @@
           <w:rFonts w:ascii="Arial" w:hAnsi="Arial" w:cs="Arial"/>
         </w:rPr>
       </w:pPr>
+    </w:p>
+    <w:p>
+      <w:pPr>
+        <w:pStyle w:val="Normal"/>
+        <w:spacing w:line="360" w:lineRule="auto"/>
+        <w:rPr>
+          <w:rFonts w:ascii="Arial" w:hAnsi="Arial" w:cs="Arial"/>
+        </w:rPr>
+      </w:pPr>
+      <w:r>
+        <w:rPr>
+          <w:rFonts w:ascii="Arial" w:hAnsi="Arial" w:cs="Arial"/>
+        </w:rPr>
+        <w:t>Anexo A: Ficha de préstamo de libro.</w:t>
+      </w:r>
+    </w:p>
+    <w:p>
+      <w:pPr>
+        <w:pStyle w:val="Normal"/>
+        <w:spacing w:line="360" w:lineRule="auto"/>
+        <w:rPr>
+          <w:rFonts w:ascii="Arial" w:hAnsi="Arial" w:cs="Arial"/>
+        </w:rPr>
+      </w:pPr>
+      <w:r>
+        <w:rPr>
+          <w:rFonts w:ascii="Arial" w:hAnsi="Arial" w:cs="Arial"/>
+        </w:rPr>
+        <w:t>Anexo B: Informe mensual de consultas, préstamos y visitas.</w:t>
+      </w:r>
+    </w:p>
+    <w:p>
+      <w:pPr>
+        <w:pStyle w:val="Normal"/>
+        <w:spacing w:line="360" w:lineRule="auto"/>
+        <w:rPr>
+          <w:rFonts w:ascii="Arial" w:hAnsi="Arial" w:cs="Arial"/>
+        </w:rPr>
+      </w:pPr>
+      <w:r>
+        <w:rPr>
+          <w:rFonts w:ascii="Arial" w:hAnsi="Arial" w:cs="Arial"/>
+        </w:rPr>
+        <w:t xml:space="preserve">Anexo C: Registro fotográfico de instalaciones.</w:t>
+      </w:r>
     </w:p>
     <w:p>
       <w:pPr>
@@ -9433,6 +9420,1830 @@
         </w:rPr>
       </w:pPr>
     </w:p>
+    <w:p>
+      <w:r>
+        <w:br w:type="page"/>
+      </w:r>
+    </w:p>
+    <w:p>
+      <w:pPr>
+        <w:pStyle w:val="Ttulo5"/>
+        <w:spacing w:line="360" w:lineRule="auto"/>
+      </w:pPr>
+      <w:r>
+        <w:rPr>
+          <w:rFonts w:ascii="Arial" w:hAnsi="Arial" w:cs="Arial"/>
+        </w:rPr>
+        <w:t xml:space="preserve">ANEXO A: FICHA DE PRÉSTAMO DE LIBRO</w:t>
+      </w:r>
+    </w:p>
+    <w:p>
+      <w:pPr>
+        <w:spacing w:line="360" w:lineRule="auto"/>
+      </w:pPr>
+    </w:p>
+    <w:p>
+      <w:pPr>
+        <w:spacing w:line="360" w:lineRule="auto"/>
+      </w:pPr>
+      <w:r>
+        <w:rPr>
+          <w:rFonts w:ascii="Arial" w:hAnsi="Arial" w:cs="Arial"/>
+        </w:rPr>
+        <w:t xml:space="preserve">Formato de referencia para el registro físico del préstamo de un libro (Actividad 60), como respaldo mientras se completa el registro en la plataforma de la biblioteca.</w:t>
+      </w:r>
+    </w:p>
+    <w:p>
+      <w:pPr>
+        <w:spacing w:line="360" w:lineRule="auto"/>
+      </w:pPr>
+    </w:p>
+    <w:tbl>
+      <w:tblPr>
+        <w:tblW w:w="9354" w:type="dxa"/>
+        <w:tblLayout w:type="fixed"/>
+        <w:tblLook w:val="04A0" w:firstRow="1" w:lastRow="0" w:firstColumn="1" w:lastColumn="0" w:noHBand="0" w:noVBand="1"/>
+      </w:tblPr>
+      <w:tblGrid>
+        <w:gridCol w:w="3200"/>
+        <w:gridCol w:w="6154"/>
+      </w:tblGrid>
+      <w:tr>
+        <w:tc>
+          <w:tcPr>
+            <w:tcW w:w="3200" w:type="dxa"/>
+            <w:tcBorders>
+              <w:top w:val="single" w:sz="4" w:space="0" w:color="000000"/>
+              <w:left w:val="single" w:sz="4" w:space="0" w:color="000000"/>
+              <w:bottom w:val="single" w:sz="4" w:space="0" w:color="000000"/>
+              <w:right w:val="single" w:sz="4" w:space="0" w:color="000000"/>
+            </w:tcBorders>
+          </w:tcPr>
+          <w:p>
+            <w:pPr>
+              <w:spacing w:line="276" w:lineRule="auto"/>
+            </w:pPr>
+            <w:r>
+              <w:rPr>
+                <w:rFonts w:ascii="Arial" w:hAnsi="Arial" w:cs="Arial"/>
+                <w:b/>
+              </w:rPr>
+              <w:t xml:space="preserve">Código del libro</w:t>
+            </w:r>
+          </w:p>
+        </w:tc>
+        <w:tc>
+          <w:tcPr>
+            <w:tcW w:w="6154" w:type="dxa"/>
+            <w:tcBorders>
+              <w:top w:val="single" w:sz="4" w:space="0" w:color="000000"/>
+              <w:left w:val="single" w:sz="4" w:space="0" w:color="000000"/>
+              <w:bottom w:val="single" w:sz="4" w:space="0" w:color="000000"/>
+              <w:right w:val="single" w:sz="4" w:space="0" w:color="000000"/>
+            </w:tcBorders>
+          </w:tcPr>
+          <w:p>
+            <w:pPr>
+              <w:spacing w:line="276" w:lineRule="auto"/>
+            </w:pPr>
+          </w:p>
+        </w:tc>
+      </w:tr>
+      <w:tr>
+        <w:tc>
+          <w:tcPr>
+            <w:tcW w:w="3200" w:type="dxa"/>
+            <w:tcBorders>
+              <w:top w:val="single" w:sz="4" w:space="0" w:color="000000"/>
+              <w:left w:val="single" w:sz="4" w:space="0" w:color="000000"/>
+              <w:bottom w:val="single" w:sz="4" w:space="0" w:color="000000"/>
+              <w:right w:val="single" w:sz="4" w:space="0" w:color="000000"/>
+            </w:tcBorders>
+          </w:tcPr>
+          <w:p>
+            <w:pPr>
+              <w:spacing w:line="276" w:lineRule="auto"/>
+            </w:pPr>
+            <w:r>
+              <w:rPr>
+                <w:rFonts w:ascii="Arial" w:hAnsi="Arial" w:cs="Arial"/>
+                <w:b/>
+              </w:rPr>
+              <w:t xml:space="preserve">Título del libro</w:t>
+            </w:r>
+          </w:p>
+        </w:tc>
+        <w:tc>
+          <w:tcPr>
+            <w:tcW w:w="6154" w:type="dxa"/>
+            <w:tcBorders>
+              <w:top w:val="single" w:sz="4" w:space="0" w:color="000000"/>
+              <w:left w:val="single" w:sz="4" w:space="0" w:color="000000"/>
+              <w:bottom w:val="single" w:sz="4" w:space="0" w:color="000000"/>
+              <w:right w:val="single" w:sz="4" w:space="0" w:color="000000"/>
+            </w:tcBorders>
+          </w:tcPr>
+          <w:p>
+            <w:pPr>
+              <w:spacing w:line="276" w:lineRule="auto"/>
+            </w:pPr>
+          </w:p>
+        </w:tc>
+      </w:tr>
+      <w:tr>
+        <w:tc>
+          <w:tcPr>
+            <w:tcW w:w="3200" w:type="dxa"/>
+            <w:tcBorders>
+              <w:top w:val="single" w:sz="4" w:space="0" w:color="000000"/>
+              <w:left w:val="single" w:sz="4" w:space="0" w:color="000000"/>
+              <w:bottom w:val="single" w:sz="4" w:space="0" w:color="000000"/>
+              <w:right w:val="single" w:sz="4" w:space="0" w:color="000000"/>
+            </w:tcBorders>
+          </w:tcPr>
+          <w:p>
+            <w:pPr>
+              <w:spacing w:line="276" w:lineRule="auto"/>
+            </w:pPr>
+            <w:r>
+              <w:rPr>
+                <w:rFonts w:ascii="Arial" w:hAnsi="Arial" w:cs="Arial"/>
+                <w:b/>
+              </w:rPr>
+              <w:t xml:space="preserve">Fecha del préstamo</w:t>
+            </w:r>
+          </w:p>
+        </w:tc>
+        <w:tc>
+          <w:tcPr>
+            <w:tcW w:w="6154" w:type="dxa"/>
+            <w:tcBorders>
+              <w:top w:val="single" w:sz="4" w:space="0" w:color="000000"/>
+              <w:left w:val="single" w:sz="4" w:space="0" w:color="000000"/>
+              <w:bottom w:val="single" w:sz="4" w:space="0" w:color="000000"/>
+              <w:right w:val="single" w:sz="4" w:space="0" w:color="000000"/>
+            </w:tcBorders>
+          </w:tcPr>
+          <w:p>
+            <w:pPr>
+              <w:spacing w:line="276" w:lineRule="auto"/>
+            </w:pPr>
+          </w:p>
+        </w:tc>
+      </w:tr>
+      <w:tr>
+        <w:tc>
+          <w:tcPr>
+            <w:tcW w:w="3200" w:type="dxa"/>
+            <w:tcBorders>
+              <w:top w:val="single" w:sz="4" w:space="0" w:color="000000"/>
+              <w:left w:val="single" w:sz="4" w:space="0" w:color="000000"/>
+              <w:bottom w:val="single" w:sz="4" w:space="0" w:color="000000"/>
+              <w:right w:val="single" w:sz="4" w:space="0" w:color="000000"/>
+            </w:tcBorders>
+          </w:tcPr>
+          <w:p>
+            <w:pPr>
+              <w:spacing w:line="276" w:lineRule="auto"/>
+            </w:pPr>
+            <w:r>
+              <w:rPr>
+                <w:rFonts w:ascii="Arial" w:hAnsi="Arial" w:cs="Arial"/>
+                <w:b/>
+              </w:rPr>
+              <w:t xml:space="preserve">Nombre de quien solicita</w:t>
+            </w:r>
+          </w:p>
+        </w:tc>
+        <w:tc>
+          <w:tcPr>
+            <w:tcW w:w="6154" w:type="dxa"/>
+            <w:tcBorders>
+              <w:top w:val="single" w:sz="4" w:space="0" w:color="000000"/>
+              <w:left w:val="single" w:sz="4" w:space="0" w:color="000000"/>
+              <w:bottom w:val="single" w:sz="4" w:space="0" w:color="000000"/>
+              <w:right w:val="single" w:sz="4" w:space="0" w:color="000000"/>
+            </w:tcBorders>
+          </w:tcPr>
+          <w:p>
+            <w:pPr>
+              <w:spacing w:line="276" w:lineRule="auto"/>
+            </w:pPr>
+          </w:p>
+        </w:tc>
+      </w:tr>
+      <w:tr>
+        <w:tc>
+          <w:tcPr>
+            <w:tcW w:w="3200" w:type="dxa"/>
+            <w:tcBorders>
+              <w:top w:val="single" w:sz="4" w:space="0" w:color="000000"/>
+              <w:left w:val="single" w:sz="4" w:space="0" w:color="000000"/>
+              <w:bottom w:val="single" w:sz="4" w:space="0" w:color="000000"/>
+              <w:right w:val="single" w:sz="4" w:space="0" w:color="000000"/>
+            </w:tcBorders>
+          </w:tcPr>
+          <w:p>
+            <w:pPr>
+              <w:spacing w:line="276" w:lineRule="auto"/>
+            </w:pPr>
+            <w:r>
+              <w:rPr>
+                <w:rFonts w:ascii="Arial" w:hAnsi="Arial" w:cs="Arial"/>
+                <w:b/>
+              </w:rPr>
+              <w:t xml:space="preserve">Teléfono de contacto</w:t>
+            </w:r>
+          </w:p>
+        </w:tc>
+        <w:tc>
+          <w:tcPr>
+            <w:tcW w:w="6154" w:type="dxa"/>
+            <w:tcBorders>
+              <w:top w:val="single" w:sz="4" w:space="0" w:color="000000"/>
+              <w:left w:val="single" w:sz="4" w:space="0" w:color="000000"/>
+              <w:bottom w:val="single" w:sz="4" w:space="0" w:color="000000"/>
+              <w:right w:val="single" w:sz="4" w:space="0" w:color="000000"/>
+            </w:tcBorders>
+          </w:tcPr>
+          <w:p>
+            <w:pPr>
+              <w:spacing w:line="276" w:lineRule="auto"/>
+            </w:pPr>
+          </w:p>
+        </w:tc>
+      </w:tr>
+      <w:tr>
+        <w:tc>
+          <w:tcPr>
+            <w:tcW w:w="3200" w:type="dxa"/>
+            <w:tcBorders>
+              <w:top w:val="single" w:sz="4" w:space="0" w:color="000000"/>
+              <w:left w:val="single" w:sz="4" w:space="0" w:color="000000"/>
+              <w:bottom w:val="single" w:sz="4" w:space="0" w:color="000000"/>
+              <w:right w:val="single" w:sz="4" w:space="0" w:color="000000"/>
+            </w:tcBorders>
+          </w:tcPr>
+          <w:p>
+            <w:pPr>
+              <w:spacing w:line="276" w:lineRule="auto"/>
+            </w:pPr>
+            <w:r>
+              <w:rPr>
+                <w:rFonts w:ascii="Arial" w:hAnsi="Arial" w:cs="Arial"/>
+                <w:b/>
+              </w:rPr>
+              <w:t xml:space="preserve">Fecha de devolución esperada</w:t>
+            </w:r>
+          </w:p>
+        </w:tc>
+        <w:tc>
+          <w:tcPr>
+            <w:tcW w:w="6154" w:type="dxa"/>
+            <w:tcBorders>
+              <w:top w:val="single" w:sz="4" w:space="0" w:color="000000"/>
+              <w:left w:val="single" w:sz="4" w:space="0" w:color="000000"/>
+              <w:bottom w:val="single" w:sz="4" w:space="0" w:color="000000"/>
+              <w:right w:val="single" w:sz="4" w:space="0" w:color="000000"/>
+            </w:tcBorders>
+          </w:tcPr>
+          <w:p>
+            <w:pPr>
+              <w:spacing w:line="276" w:lineRule="auto"/>
+            </w:pPr>
+          </w:p>
+        </w:tc>
+      </w:tr>
+      <w:tr>
+        <w:tc>
+          <w:tcPr>
+            <w:tcW w:w="3200" w:type="dxa"/>
+            <w:tcBorders>
+              <w:top w:val="single" w:sz="4" w:space="0" w:color="000000"/>
+              <w:left w:val="single" w:sz="4" w:space="0" w:color="000000"/>
+              <w:bottom w:val="single" w:sz="4" w:space="0" w:color="000000"/>
+              <w:right w:val="single" w:sz="4" w:space="0" w:color="000000"/>
+            </w:tcBorders>
+          </w:tcPr>
+          <w:p>
+            <w:pPr>
+              <w:spacing w:line="276" w:lineRule="auto"/>
+            </w:pPr>
+            <w:r>
+              <w:rPr>
+                <w:rFonts w:ascii="Arial" w:hAnsi="Arial" w:cs="Arial"/>
+                <w:b/>
+              </w:rPr>
+              <w:t xml:space="preserve">Fecha real de devolución</w:t>
+            </w:r>
+          </w:p>
+        </w:tc>
+        <w:tc>
+          <w:tcPr>
+            <w:tcW w:w="6154" w:type="dxa"/>
+            <w:tcBorders>
+              <w:top w:val="single" w:sz="4" w:space="0" w:color="000000"/>
+              <w:left w:val="single" w:sz="4" w:space="0" w:color="000000"/>
+              <w:bottom w:val="single" w:sz="4" w:space="0" w:color="000000"/>
+              <w:right w:val="single" w:sz="4" w:space="0" w:color="000000"/>
+            </w:tcBorders>
+          </w:tcPr>
+          <w:p>
+            <w:pPr>
+              <w:spacing w:line="276" w:lineRule="auto"/>
+            </w:pPr>
+          </w:p>
+        </w:tc>
+      </w:tr>
+      <w:tr>
+        <w:tc>
+          <w:tcPr>
+            <w:tcW w:w="3200" w:type="dxa"/>
+            <w:tcBorders>
+              <w:top w:val="single" w:sz="4" w:space="0" w:color="000000"/>
+              <w:left w:val="single" w:sz="4" w:space="0" w:color="000000"/>
+              <w:bottom w:val="single" w:sz="4" w:space="0" w:color="000000"/>
+              <w:right w:val="single" w:sz="4" w:space="0" w:color="000000"/>
+            </w:tcBorders>
+          </w:tcPr>
+          <w:p>
+            <w:pPr>
+              <w:spacing w:line="276" w:lineRule="auto"/>
+            </w:pPr>
+            <w:r>
+              <w:rPr>
+                <w:rFonts w:ascii="Arial" w:hAnsi="Arial" w:cs="Arial"/>
+                <w:b/>
+              </w:rPr>
+              <w:t xml:space="preserve">Observaciones</w:t>
+            </w:r>
+          </w:p>
+        </w:tc>
+        <w:tc>
+          <w:tcPr>
+            <w:tcW w:w="6154" w:type="dxa"/>
+            <w:tcBorders>
+              <w:top w:val="single" w:sz="4" w:space="0" w:color="000000"/>
+              <w:left w:val="single" w:sz="4" w:space="0" w:color="000000"/>
+              <w:bottom w:val="single" w:sz="4" w:space="0" w:color="000000"/>
+              <w:right w:val="single" w:sz="4" w:space="0" w:color="000000"/>
+            </w:tcBorders>
+          </w:tcPr>
+          <w:p>
+            <w:pPr>
+              <w:spacing w:line="276" w:lineRule="auto"/>
+            </w:pPr>
+          </w:p>
+        </w:tc>
+      </w:tr>
+      <w:tr>
+        <w:tc>
+          <w:tcPr>
+            <w:tcW w:w="3200" w:type="dxa"/>
+            <w:tcBorders>
+              <w:top w:val="single" w:sz="4" w:space="0" w:color="000000"/>
+              <w:left w:val="single" w:sz="4" w:space="0" w:color="000000"/>
+              <w:bottom w:val="single" w:sz="4" w:space="0" w:color="000000"/>
+              <w:right w:val="single" w:sz="4" w:space="0" w:color="000000"/>
+            </w:tcBorders>
+          </w:tcPr>
+          <w:p>
+            <w:pPr>
+              <w:spacing w:line="276" w:lineRule="auto"/>
+            </w:pPr>
+            <w:r>
+              <w:rPr>
+                <w:rFonts w:ascii="Arial" w:hAnsi="Arial" w:cs="Arial"/>
+                <w:b/>
+              </w:rPr>
+              <w:t xml:space="preserve">Firma Bibliotecario(a)</w:t>
+            </w:r>
+          </w:p>
+        </w:tc>
+        <w:tc>
+          <w:tcPr>
+            <w:tcW w:w="6154" w:type="dxa"/>
+            <w:tcBorders>
+              <w:top w:val="single" w:sz="4" w:space="0" w:color="000000"/>
+              <w:left w:val="single" w:sz="4" w:space="0" w:color="000000"/>
+              <w:bottom w:val="single" w:sz="4" w:space="0" w:color="000000"/>
+              <w:right w:val="single" w:sz="4" w:space="0" w:color="000000"/>
+            </w:tcBorders>
+          </w:tcPr>
+          <w:p>
+            <w:pPr>
+              <w:spacing w:line="276" w:lineRule="auto"/>
+            </w:pPr>
+          </w:p>
+        </w:tc>
+      </w:tr>
+    </w:tbl>
+    <w:p>
+      <w:pPr>
+        <w:spacing w:line="360" w:lineRule="auto"/>
+      </w:pPr>
+    </w:p>
+    <w:p>
+      <w:r>
+        <w:br w:type="page"/>
+      </w:r>
+    </w:p>
+    <w:p>
+      <w:pPr>
+        <w:pStyle w:val="Ttulo5"/>
+        <w:spacing w:line="360" w:lineRule="auto"/>
+      </w:pPr>
+      <w:r>
+        <w:rPr>
+          <w:rFonts w:ascii="Arial" w:hAnsi="Arial" w:cs="Arial"/>
+        </w:rPr>
+        <w:t xml:space="preserve">ANEXO B: INFORME MENSUAL DE CONSULTAS, PRÉSTAMOS Y VISITAS</w:t>
+      </w:r>
+    </w:p>
+    <w:p>
+      <w:pPr>
+        <w:spacing w:line="360" w:lineRule="auto"/>
+      </w:pPr>
+    </w:p>
+    <w:p>
+      <w:pPr>
+        <w:spacing w:line="360" w:lineRule="auto"/>
+      </w:pPr>
+      <w:r>
+        <w:rPr>
+          <w:rFonts w:ascii="Arial" w:hAnsi="Arial" w:cs="Arial"/>
+        </w:rPr>
+        <w:t xml:space="preserve">Formato de referencia para consolidar y entregar el informe mensual (Actividad 230) a la persona encargada de la biblioteca, con el resumen de los servicios prestados durante el mes.</w:t>
+      </w:r>
+    </w:p>
+    <w:p>
+      <w:pPr>
+        <w:spacing w:line="360" w:lineRule="auto"/>
+      </w:pPr>
+    </w:p>
+    <w:tbl>
+      <w:tblPr>
+        <w:tblW w:w="9354" w:type="dxa"/>
+        <w:tblLayout w:type="fixed"/>
+        <w:tblLook w:val="04A0" w:firstRow="1" w:lastRow="0" w:firstColumn="1" w:lastColumn="0" w:noHBand="0" w:noVBand="1"/>
+      </w:tblPr>
+      <w:tblGrid>
+        <w:gridCol w:w="3200"/>
+        <w:gridCol w:w="6154"/>
+      </w:tblGrid>
+      <w:tr>
+        <w:tc>
+          <w:tcPr>
+            <w:tcW w:w="3200" w:type="dxa"/>
+            <w:tcBorders>
+              <w:top w:val="single" w:sz="4" w:space="0" w:color="000000"/>
+              <w:left w:val="single" w:sz="4" w:space="0" w:color="000000"/>
+              <w:bottom w:val="single" w:sz="4" w:space="0" w:color="000000"/>
+              <w:right w:val="single" w:sz="4" w:space="0" w:color="000000"/>
+            </w:tcBorders>
+          </w:tcPr>
+          <w:p>
+            <w:pPr>
+              <w:spacing w:line="276" w:lineRule="auto"/>
+            </w:pPr>
+            <w:r>
+              <w:rPr>
+                <w:rFonts w:ascii="Arial" w:hAnsi="Arial" w:cs="Arial"/>
+                <w:b/>
+              </w:rPr>
+              <w:t xml:space="preserve">Mes / Año</w:t>
+            </w:r>
+          </w:p>
+        </w:tc>
+        <w:tc>
+          <w:tcPr>
+            <w:tcW w:w="6154" w:type="dxa"/>
+            <w:tcBorders>
+              <w:top w:val="single" w:sz="4" w:space="0" w:color="000000"/>
+              <w:left w:val="single" w:sz="4" w:space="0" w:color="000000"/>
+              <w:bottom w:val="single" w:sz="4" w:space="0" w:color="000000"/>
+              <w:right w:val="single" w:sz="4" w:space="0" w:color="000000"/>
+            </w:tcBorders>
+          </w:tcPr>
+          <w:p>
+            <w:pPr>
+              <w:spacing w:line="276" w:lineRule="auto"/>
+            </w:pPr>
+          </w:p>
+        </w:tc>
+      </w:tr>
+      <w:tr>
+        <w:tc>
+          <w:tcPr>
+            <w:tcW w:w="3200" w:type="dxa"/>
+            <w:tcBorders>
+              <w:top w:val="single" w:sz="4" w:space="0" w:color="000000"/>
+              <w:left w:val="single" w:sz="4" w:space="0" w:color="000000"/>
+              <w:bottom w:val="single" w:sz="4" w:space="0" w:color="000000"/>
+              <w:right w:val="single" w:sz="4" w:space="0" w:color="000000"/>
+            </w:tcBorders>
+          </w:tcPr>
+          <w:p>
+            <w:pPr>
+              <w:spacing w:line="276" w:lineRule="auto"/>
+            </w:pPr>
+            <w:r>
+              <w:rPr>
+                <w:rFonts w:ascii="Arial" w:hAnsi="Arial" w:cs="Arial"/>
+                <w:b/>
+              </w:rPr>
+              <w:t xml:space="preserve">Bibliotecario(a) que elabora</w:t>
+            </w:r>
+          </w:p>
+        </w:tc>
+        <w:tc>
+          <w:tcPr>
+            <w:tcW w:w="6154" w:type="dxa"/>
+            <w:tcBorders>
+              <w:top w:val="single" w:sz="4" w:space="0" w:color="000000"/>
+              <w:left w:val="single" w:sz="4" w:space="0" w:color="000000"/>
+              <w:bottom w:val="single" w:sz="4" w:space="0" w:color="000000"/>
+              <w:right w:val="single" w:sz="4" w:space="0" w:color="000000"/>
+            </w:tcBorders>
+          </w:tcPr>
+          <w:p>
+            <w:pPr>
+              <w:spacing w:line="276" w:lineRule="auto"/>
+            </w:pPr>
+          </w:p>
+        </w:tc>
+      </w:tr>
+      <w:tr>
+        <w:tc>
+          <w:tcPr>
+            <w:tcW w:w="3200" w:type="dxa"/>
+            <w:tcBorders>
+              <w:top w:val="single" w:sz="4" w:space="0" w:color="000000"/>
+              <w:left w:val="single" w:sz="4" w:space="0" w:color="000000"/>
+              <w:bottom w:val="single" w:sz="4" w:space="0" w:color="000000"/>
+              <w:right w:val="single" w:sz="4" w:space="0" w:color="000000"/>
+            </w:tcBorders>
+          </w:tcPr>
+          <w:p>
+            <w:pPr>
+              <w:spacing w:line="276" w:lineRule="auto"/>
+            </w:pPr>
+            <w:r>
+              <w:rPr>
+                <w:rFonts w:ascii="Arial" w:hAnsi="Arial" w:cs="Arial"/>
+                <w:b/>
+              </w:rPr>
+              <w:t xml:space="preserve">Préstamos de libros</w:t>
+            </w:r>
+          </w:p>
+        </w:tc>
+        <w:tc>
+          <w:tcPr>
+            <w:tcW w:w="6154" w:type="dxa"/>
+            <w:tcBorders>
+              <w:top w:val="single" w:sz="4" w:space="0" w:color="000000"/>
+              <w:left w:val="single" w:sz="4" w:space="0" w:color="000000"/>
+              <w:bottom w:val="single" w:sz="4" w:space="0" w:color="000000"/>
+              <w:right w:val="single" w:sz="4" w:space="0" w:color="000000"/>
+            </w:tcBorders>
+          </w:tcPr>
+          <w:p>
+            <w:pPr>
+              <w:spacing w:line="276" w:lineRule="auto"/>
+            </w:pPr>
+          </w:p>
+        </w:tc>
+      </w:tr>
+      <w:tr>
+        <w:tc>
+          <w:tcPr>
+            <w:tcW w:w="3200" w:type="dxa"/>
+            <w:tcBorders>
+              <w:top w:val="single" w:sz="4" w:space="0" w:color="000000"/>
+              <w:left w:val="single" w:sz="4" w:space="0" w:color="000000"/>
+              <w:bottom w:val="single" w:sz="4" w:space="0" w:color="000000"/>
+              <w:right w:val="single" w:sz="4" w:space="0" w:color="000000"/>
+            </w:tcBorders>
+          </w:tcPr>
+          <w:p>
+            <w:pPr>
+              <w:spacing w:line="276" w:lineRule="auto"/>
+            </w:pPr>
+            <w:r>
+              <w:rPr>
+                <w:rFonts w:ascii="Arial" w:hAnsi="Arial" w:cs="Arial"/>
+                <w:b/>
+              </w:rPr>
+              <w:t xml:space="preserve">Préstamos de computador</w:t>
+            </w:r>
+          </w:p>
+        </w:tc>
+        <w:tc>
+          <w:tcPr>
+            <w:tcW w:w="6154" w:type="dxa"/>
+            <w:tcBorders>
+              <w:top w:val="single" w:sz="4" w:space="0" w:color="000000"/>
+              <w:left w:val="single" w:sz="4" w:space="0" w:color="000000"/>
+              <w:bottom w:val="single" w:sz="4" w:space="0" w:color="000000"/>
+              <w:right w:val="single" w:sz="4" w:space="0" w:color="000000"/>
+            </w:tcBorders>
+          </w:tcPr>
+          <w:p>
+            <w:pPr>
+              <w:spacing w:line="276" w:lineRule="auto"/>
+            </w:pPr>
+          </w:p>
+        </w:tc>
+      </w:tr>
+      <w:tr>
+        <w:tc>
+          <w:tcPr>
+            <w:tcW w:w="3200" w:type="dxa"/>
+            <w:tcBorders>
+              <w:top w:val="single" w:sz="4" w:space="0" w:color="000000"/>
+              <w:left w:val="single" w:sz="4" w:space="0" w:color="000000"/>
+              <w:bottom w:val="single" w:sz="4" w:space="0" w:color="000000"/>
+              <w:right w:val="single" w:sz="4" w:space="0" w:color="000000"/>
+            </w:tcBorders>
+          </w:tcPr>
+          <w:p>
+            <w:pPr>
+              <w:spacing w:line="276" w:lineRule="auto"/>
+            </w:pPr>
+            <w:r>
+              <w:rPr>
+                <w:rFonts w:ascii="Arial" w:hAnsi="Arial" w:cs="Arial"/>
+                <w:b/>
+              </w:rPr>
+              <w:t xml:space="preserve">Préstamos de casillero</w:t>
+            </w:r>
+          </w:p>
+        </w:tc>
+        <w:tc>
+          <w:tcPr>
+            <w:tcW w:w="6154" w:type="dxa"/>
+            <w:tcBorders>
+              <w:top w:val="single" w:sz="4" w:space="0" w:color="000000"/>
+              <w:left w:val="single" w:sz="4" w:space="0" w:color="000000"/>
+              <w:bottom w:val="single" w:sz="4" w:space="0" w:color="000000"/>
+              <w:right w:val="single" w:sz="4" w:space="0" w:color="000000"/>
+            </w:tcBorders>
+          </w:tcPr>
+          <w:p>
+            <w:pPr>
+              <w:spacing w:line="276" w:lineRule="auto"/>
+            </w:pPr>
+          </w:p>
+        </w:tc>
+      </w:tr>
+      <w:tr>
+        <w:tc>
+          <w:tcPr>
+            <w:tcW w:w="3200" w:type="dxa"/>
+            <w:tcBorders>
+              <w:top w:val="single" w:sz="4" w:space="0" w:color="000000"/>
+              <w:left w:val="single" w:sz="4" w:space="0" w:color="000000"/>
+              <w:bottom w:val="single" w:sz="4" w:space="0" w:color="000000"/>
+              <w:right w:val="single" w:sz="4" w:space="0" w:color="000000"/>
+            </w:tcBorders>
+          </w:tcPr>
+          <w:p>
+            <w:pPr>
+              <w:spacing w:line="276" w:lineRule="auto"/>
+            </w:pPr>
+            <w:r>
+              <w:rPr>
+                <w:rFonts w:ascii="Arial" w:hAnsi="Arial" w:cs="Arial"/>
+                <w:b/>
+              </w:rPr>
+              <w:t xml:space="preserve">Reservas de sala</w:t>
+            </w:r>
+          </w:p>
+        </w:tc>
+        <w:tc>
+          <w:tcPr>
+            <w:tcW w:w="6154" w:type="dxa"/>
+            <w:tcBorders>
+              <w:top w:val="single" w:sz="4" w:space="0" w:color="000000"/>
+              <w:left w:val="single" w:sz="4" w:space="0" w:color="000000"/>
+              <w:bottom w:val="single" w:sz="4" w:space="0" w:color="000000"/>
+              <w:right w:val="single" w:sz="4" w:space="0" w:color="000000"/>
+            </w:tcBorders>
+          </w:tcPr>
+          <w:p>
+            <w:pPr>
+              <w:spacing w:line="276" w:lineRule="auto"/>
+            </w:pPr>
+          </w:p>
+        </w:tc>
+      </w:tr>
+      <w:tr>
+        <w:tc>
+          <w:tcPr>
+            <w:tcW w:w="3200" w:type="dxa"/>
+            <w:tcBorders>
+              <w:top w:val="single" w:sz="4" w:space="0" w:color="000000"/>
+              <w:left w:val="single" w:sz="4" w:space="0" w:color="000000"/>
+              <w:bottom w:val="single" w:sz="4" w:space="0" w:color="000000"/>
+              <w:right w:val="single" w:sz="4" w:space="0" w:color="000000"/>
+            </w:tcBorders>
+          </w:tcPr>
+          <w:p>
+            <w:pPr>
+              <w:spacing w:line="276" w:lineRule="auto"/>
+            </w:pPr>
+            <w:r>
+              <w:rPr>
+                <w:rFonts w:ascii="Arial" w:hAnsi="Arial" w:cs="Arial"/>
+                <w:b/>
+              </w:rPr>
+              <w:t xml:space="preserve">Visitas de docentes con grupo</w:t>
+            </w:r>
+          </w:p>
+        </w:tc>
+        <w:tc>
+          <w:tcPr>
+            <w:tcW w:w="6154" w:type="dxa"/>
+            <w:tcBorders>
+              <w:top w:val="single" w:sz="4" w:space="0" w:color="000000"/>
+              <w:left w:val="single" w:sz="4" w:space="0" w:color="000000"/>
+              <w:bottom w:val="single" w:sz="4" w:space="0" w:color="000000"/>
+              <w:right w:val="single" w:sz="4" w:space="0" w:color="000000"/>
+            </w:tcBorders>
+          </w:tcPr>
+          <w:p>
+            <w:pPr>
+              <w:spacing w:line="276" w:lineRule="auto"/>
+            </w:pPr>
+          </w:p>
+        </w:tc>
+      </w:tr>
+      <w:tr>
+        <w:tc>
+          <w:tcPr>
+            <w:tcW w:w="3200" w:type="dxa"/>
+            <w:tcBorders>
+              <w:top w:val="single" w:sz="4" w:space="0" w:color="000000"/>
+              <w:left w:val="single" w:sz="4" w:space="0" w:color="000000"/>
+              <w:bottom w:val="single" w:sz="4" w:space="0" w:color="000000"/>
+              <w:right w:val="single" w:sz="4" w:space="0" w:color="000000"/>
+            </w:tcBorders>
+          </w:tcPr>
+          <w:p>
+            <w:pPr>
+              <w:spacing w:line="276" w:lineRule="auto"/>
+            </w:pPr>
+            <w:r>
+              <w:rPr>
+                <w:rFonts w:ascii="Arial" w:hAnsi="Arial" w:cs="Arial"/>
+                <w:b/>
+              </w:rPr>
+              <w:t xml:space="preserve">Consultas físicas</w:t>
+            </w:r>
+          </w:p>
+        </w:tc>
+        <w:tc>
+          <w:tcPr>
+            <w:tcW w:w="6154" w:type="dxa"/>
+            <w:tcBorders>
+              <w:top w:val="single" w:sz="4" w:space="0" w:color="000000"/>
+              <w:left w:val="single" w:sz="4" w:space="0" w:color="000000"/>
+              <w:bottom w:val="single" w:sz="4" w:space="0" w:color="000000"/>
+              <w:right w:val="single" w:sz="4" w:space="0" w:color="000000"/>
+            </w:tcBorders>
+          </w:tcPr>
+          <w:p>
+            <w:pPr>
+              <w:spacing w:line="276" w:lineRule="auto"/>
+            </w:pPr>
+          </w:p>
+        </w:tc>
+      </w:tr>
+      <w:tr>
+        <w:tc>
+          <w:tcPr>
+            <w:tcW w:w="3200" w:type="dxa"/>
+            <w:tcBorders>
+              <w:top w:val="single" w:sz="4" w:space="0" w:color="000000"/>
+              <w:left w:val="single" w:sz="4" w:space="0" w:color="000000"/>
+              <w:bottom w:val="single" w:sz="4" w:space="0" w:color="000000"/>
+              <w:right w:val="single" w:sz="4" w:space="0" w:color="000000"/>
+            </w:tcBorders>
+          </w:tcPr>
+          <w:p>
+            <w:pPr>
+              <w:spacing w:line="276" w:lineRule="auto"/>
+            </w:pPr>
+            <w:r>
+              <w:rPr>
+                <w:rFonts w:ascii="Arial" w:hAnsi="Arial" w:cs="Arial"/>
+                <w:b/>
+              </w:rPr>
+              <w:t xml:space="preserve">Consultas virtuales</w:t>
+            </w:r>
+          </w:p>
+        </w:tc>
+        <w:tc>
+          <w:tcPr>
+            <w:tcW w:w="6154" w:type="dxa"/>
+            <w:tcBorders>
+              <w:top w:val="single" w:sz="4" w:space="0" w:color="000000"/>
+              <w:left w:val="single" w:sz="4" w:space="0" w:color="000000"/>
+              <w:bottom w:val="single" w:sz="4" w:space="0" w:color="000000"/>
+              <w:right w:val="single" w:sz="4" w:space="0" w:color="000000"/>
+            </w:tcBorders>
+          </w:tcPr>
+          <w:p>
+            <w:pPr>
+              <w:spacing w:line="276" w:lineRule="auto"/>
+            </w:pPr>
+          </w:p>
+        </w:tc>
+      </w:tr>
+      <w:tr>
+        <w:tc>
+          <w:tcPr>
+            <w:tcW w:w="3200" w:type="dxa"/>
+            <w:tcBorders>
+              <w:top w:val="single" w:sz="4" w:space="0" w:color="000000"/>
+              <w:left w:val="single" w:sz="4" w:space="0" w:color="000000"/>
+              <w:bottom w:val="single" w:sz="4" w:space="0" w:color="000000"/>
+              <w:right w:val="single" w:sz="4" w:space="0" w:color="000000"/>
+            </w:tcBorders>
+          </w:tcPr>
+          <w:p>
+            <w:pPr>
+              <w:spacing w:line="276" w:lineRule="auto"/>
+            </w:pPr>
+            <w:r>
+              <w:rPr>
+                <w:rFonts w:ascii="Arial" w:hAnsi="Arial" w:cs="Arial"/>
+                <w:b/>
+              </w:rPr>
+              <w:t xml:space="preserve">Observaciones / Novedades</w:t>
+            </w:r>
+          </w:p>
+        </w:tc>
+        <w:tc>
+          <w:tcPr>
+            <w:tcW w:w="6154" w:type="dxa"/>
+            <w:tcBorders>
+              <w:top w:val="single" w:sz="4" w:space="0" w:color="000000"/>
+              <w:left w:val="single" w:sz="4" w:space="0" w:color="000000"/>
+              <w:bottom w:val="single" w:sz="4" w:space="0" w:color="000000"/>
+              <w:right w:val="single" w:sz="4" w:space="0" w:color="000000"/>
+            </w:tcBorders>
+          </w:tcPr>
+          <w:p>
+            <w:pPr>
+              <w:spacing w:line="276" w:lineRule="auto"/>
+            </w:pPr>
+          </w:p>
+        </w:tc>
+      </w:tr>
+      <w:tr>
+        <w:tc>
+          <w:tcPr>
+            <w:tcW w:w="3200" w:type="dxa"/>
+            <w:tcBorders>
+              <w:top w:val="single" w:sz="4" w:space="0" w:color="000000"/>
+              <w:left w:val="single" w:sz="4" w:space="0" w:color="000000"/>
+              <w:bottom w:val="single" w:sz="4" w:space="0" w:color="000000"/>
+              <w:right w:val="single" w:sz="4" w:space="0" w:color="000000"/>
+            </w:tcBorders>
+          </w:tcPr>
+          <w:p>
+            <w:pPr>
+              <w:spacing w:line="276" w:lineRule="auto"/>
+            </w:pPr>
+            <w:r>
+              <w:rPr>
+                <w:rFonts w:ascii="Arial" w:hAnsi="Arial" w:cs="Arial"/>
+                <w:b/>
+              </w:rPr>
+              <w:t xml:space="preserve">Firma de quien entrega</w:t>
+            </w:r>
+          </w:p>
+        </w:tc>
+        <w:tc>
+          <w:tcPr>
+            <w:tcW w:w="6154" w:type="dxa"/>
+            <w:tcBorders>
+              <w:top w:val="single" w:sz="4" w:space="0" w:color="000000"/>
+              <w:left w:val="single" w:sz="4" w:space="0" w:color="000000"/>
+              <w:bottom w:val="single" w:sz="4" w:space="0" w:color="000000"/>
+              <w:right w:val="single" w:sz="4" w:space="0" w:color="000000"/>
+            </w:tcBorders>
+          </w:tcPr>
+          <w:p>
+            <w:pPr>
+              <w:spacing w:line="276" w:lineRule="auto"/>
+            </w:pPr>
+          </w:p>
+        </w:tc>
+      </w:tr>
+      <w:tr>
+        <w:tc>
+          <w:tcPr>
+            <w:tcW w:w="3200" w:type="dxa"/>
+            <w:tcBorders>
+              <w:top w:val="single" w:sz="4" w:space="0" w:color="000000"/>
+              <w:left w:val="single" w:sz="4" w:space="0" w:color="000000"/>
+              <w:bottom w:val="single" w:sz="4" w:space="0" w:color="000000"/>
+              <w:right w:val="single" w:sz="4" w:space="0" w:color="000000"/>
+            </w:tcBorders>
+          </w:tcPr>
+          <w:p>
+            <w:pPr>
+              <w:spacing w:line="276" w:lineRule="auto"/>
+            </w:pPr>
+            <w:r>
+              <w:rPr>
+                <w:rFonts w:ascii="Arial" w:hAnsi="Arial" w:cs="Arial"/>
+                <w:b/>
+              </w:rPr>
+              <w:t xml:space="preserve">Firma de quien recibe
+(Persona encargada de Biblioteca)</w:t>
+            </w:r>
+          </w:p>
+        </w:tc>
+        <w:tc>
+          <w:tcPr>
+            <w:tcW w:w="6154" w:type="dxa"/>
+            <w:tcBorders>
+              <w:top w:val="single" w:sz="4" w:space="0" w:color="000000"/>
+              <w:left w:val="single" w:sz="4" w:space="0" w:color="000000"/>
+              <w:bottom w:val="single" w:sz="4" w:space="0" w:color="000000"/>
+              <w:right w:val="single" w:sz="4" w:space="0" w:color="000000"/>
+            </w:tcBorders>
+          </w:tcPr>
+          <w:p>
+            <w:pPr>
+              <w:spacing w:line="276" w:lineRule="auto"/>
+            </w:pPr>
+          </w:p>
+        </w:tc>
+      </w:tr>
+    </w:tbl>
+    <w:p>
+      <w:r>
+        <w:br w:type="page"/>
+      </w:r>
+    </w:p>
+    <w:p>
+      <w:pPr>
+        <w:pStyle w:val="Ttulo5"/>
+        <w:spacing w:line="360" w:lineRule="auto"/>
+      </w:pPr>
+      <w:r>
+        <w:rPr>
+          <w:rFonts w:ascii="Arial" w:hAnsi="Arial" w:cs="Arial"/>
+        </w:rPr>
+        <w:t xml:space="preserve">ANEXO C: REGISTRO FOTOGRÁFICO DE INSTALACIONES</w:t>
+      </w:r>
+    </w:p>
+    <w:p>
+      <w:pPr>
+        <w:spacing w:line="360" w:lineRule="auto"/>
+      </w:pPr>
+    </w:p>
+    <w:p>
+      <w:pPr>
+        <w:spacing w:line="360" w:lineRule="auto"/>
+      </w:pPr>
+      <w:r>
+        <w:rPr>
+          <w:rFonts w:ascii="Arial" w:hAnsi="Arial" w:cs="Arial"/>
+        </w:rPr>
+        <w:t xml:space="preserve">Evidencia fotográfica de los espacios, equipos y sistemas de seguridad de la biblioteca referenciados en este proceso (salas, casilleros, cómputo y videovigilancia).</w:t>
+      </w:r>
+    </w:p>
+    <w:p>
+      <w:pPr>
+        <w:spacing w:line="360" w:lineRule="auto"/>
+      </w:pPr>
+    </w:p>
+    <w:tbl>
+      <w:tblPr>
+        <w:tblW w:w="9354" w:type="dxa"/>
+        <w:tblLayout w:type="fixed"/>
+        <w:tblLook w:val="04A0" w:firstRow="0" w:lastRow="0" w:firstColumn="0" w:lastColumn="0" w:noHBand="0" w:noVBand="1"/>
+      </w:tblPr>
+      <w:tblGrid>
+        <w:gridCol w:w="4677"/>
+        <w:gridCol w:w="4677"/>
+      </w:tblGrid>
+      <w:tr>
+        <w:tc>
+          <w:tcPr>
+            <w:tcW w:w="4677" w:type="dxa"/>
+            <w:tcBorders>
+              <w:top w:val="single" w:sz="4" w:space="0" w:color="000000"/>
+              <w:left w:val="single" w:sz="4" w:space="0" w:color="000000"/>
+              <w:bottom w:val="single" w:sz="4" w:space="0" w:color="000000"/>
+              <w:right w:val="single" w:sz="4" w:space="0" w:color="000000"/>
+            </w:tcBorders>
+            <w:vAlign w:val="center"/>
+          </w:tcPr>
+          <w:p>
+            <w:pPr>
+              <w:spacing w:before="80" w:after="40"/>
+              <w:jc w:val="center"/>
+            </w:pPr>
+            <w:r>
+              <w:rPr>
+                <w:noProof/>
+              </w:rPr>
+              <w:drawing>
+                <wp:inline distT="0" distB="0" distL="0" distR="0">
+                  <wp:extent cx="2700000" cy="1518750"/>
+                  <wp:effectExtent l="0" t="0" r="0" b="0"/>
+                  <wp:docPr id="901" name="AnexoC_1"/>
+                  <wp:cNvGraphicFramePr>
+                    <a:graphicFrameLocks xmlns:a="http://schemas.openxmlformats.org/drawingml/2006/main" noChangeAspect="1"/>
+                  </wp:cNvGraphicFramePr>
+                  <a:graphic xmlns:a="http://schemas.openxmlformats.org/drawingml/2006/main">
+                    <a:graphicData uri="http://schemas.openxmlformats.org/drawingml/2006/picture">
+                      <pic:pic xmlns:pic="http://schemas.openxmlformats.org/drawingml/2006/picture">
+                        <pic:nvPicPr>
+                          <pic:cNvPr id="901" name="AnexoC_1"/>
+                          <pic:cNvPicPr/>
+                        </pic:nvPicPr>
+                        <pic:blipFill>
+                          <a:blip xmlns:r="http://schemas.openxmlformats.org/officeDocument/2006/relationships" r:embed="rId201"/>
+                          <a:stretch>
+                            <a:fillRect/>
+                          </a:stretch>
+                        </pic:blipFill>
+                        <pic:spPr>
+                          <a:xfrm>
+                            <a:off x="0" y="0"/>
+                            <a:ext cx="2700000" cy="1518750"/>
+                          </a:xfrm>
+                          <a:prstGeom prst="rect">
+                            <a:avLst/>
+                          </a:prstGeom>
+                        </pic:spPr>
+                      </pic:pic>
+                    </a:graphicData>
+                  </a:graphic>
+                </wp:inline>
+              </w:drawing>
+            </w:r>
+          </w:p>
+          <w:p>
+            <w:pPr>
+              <w:spacing w:after="80"/>
+              <w:jc w:val="center"/>
+            </w:pPr>
+            <w:r>
+              <w:rPr>
+                <w:rFonts w:ascii="Arial" w:hAnsi="Arial" w:cs="Arial"/>
+                <w:i/>
+                <w:sz w:val="18"/>
+              </w:rPr>
+              <w:t xml:space="preserve">Sala de cómputo: equipos disponibles para préstamo a estudiantes</w:t>
+            </w:r>
+          </w:p>
+        </w:tc>
+        <w:tc>
+          <w:tcPr>
+            <w:tcW w:w="4677" w:type="dxa"/>
+            <w:tcBorders>
+              <w:top w:val="single" w:sz="4" w:space="0" w:color="000000"/>
+              <w:left w:val="single" w:sz="4" w:space="0" w:color="000000"/>
+              <w:bottom w:val="single" w:sz="4" w:space="0" w:color="000000"/>
+              <w:right w:val="single" w:sz="4" w:space="0" w:color="000000"/>
+            </w:tcBorders>
+            <w:vAlign w:val="center"/>
+          </w:tcPr>
+          <w:p>
+            <w:pPr>
+              <w:spacing w:before="80" w:after="40"/>
+              <w:jc w:val="center"/>
+            </w:pPr>
+            <w:r>
+              <w:rPr>
+                <w:noProof/>
+              </w:rPr>
+              <w:drawing>
+                <wp:inline distT="0" distB="0" distL="0" distR="0">
+                  <wp:extent cx="1800000" cy="3200000"/>
+                  <wp:effectExtent l="0" t="0" r="0" b="0"/>
+                  <wp:docPr id="902" name="AnexoC_2"/>
+                  <wp:cNvGraphicFramePr>
+                    <a:graphicFrameLocks xmlns:a="http://schemas.openxmlformats.org/drawingml/2006/main" noChangeAspect="1"/>
+                  </wp:cNvGraphicFramePr>
+                  <a:graphic xmlns:a="http://schemas.openxmlformats.org/drawingml/2006/main">
+                    <a:graphicData uri="http://schemas.openxmlformats.org/drawingml/2006/picture">
+                      <pic:pic xmlns:pic="http://schemas.openxmlformats.org/drawingml/2006/picture">
+                        <pic:nvPicPr>
+                          <pic:cNvPr id="902" name="AnexoC_2"/>
+                          <pic:cNvPicPr/>
+                        </pic:nvPicPr>
+                        <pic:blipFill>
+                          <a:blip xmlns:r="http://schemas.openxmlformats.org/officeDocument/2006/relationships" r:embed="rId202"/>
+                          <a:stretch>
+                            <a:fillRect/>
+                          </a:stretch>
+                        </pic:blipFill>
+                        <pic:spPr>
+                          <a:xfrm>
+                            <a:off x="0" y="0"/>
+                            <a:ext cx="1800000" cy="3200000"/>
+                          </a:xfrm>
+                          <a:prstGeom prst="rect">
+                            <a:avLst/>
+                          </a:prstGeom>
+                        </pic:spPr>
+                      </pic:pic>
+                    </a:graphicData>
+                  </a:graphic>
+                </wp:inline>
+              </w:drawing>
+            </w:r>
+          </w:p>
+          <w:p>
+            <w:pPr>
+              <w:spacing w:after="80"/>
+              <w:jc w:val="center"/>
+            </w:pPr>
+            <w:r>
+              <w:rPr>
+                <w:rFonts w:ascii="Arial" w:hAnsi="Arial" w:cs="Arial"/>
+                <w:i/>
+                <w:sz w:val="18"/>
+              </w:rPr>
+              <w:t xml:space="preserve">Sala de trabajo en grupo (Sala 2)</w:t>
+            </w:r>
+          </w:p>
+        </w:tc>
+      </w:tr>
+      <w:tr>
+        <w:tc>
+          <w:tcPr>
+            <w:tcW w:w="4677" w:type="dxa"/>
+            <w:tcBorders>
+              <w:top w:val="single" w:sz="4" w:space="0" w:color="000000"/>
+              <w:left w:val="single" w:sz="4" w:space="0" w:color="000000"/>
+              <w:bottom w:val="single" w:sz="4" w:space="0" w:color="000000"/>
+              <w:right w:val="single" w:sz="4" w:space="0" w:color="000000"/>
+            </w:tcBorders>
+            <w:vAlign w:val="center"/>
+          </w:tcPr>
+          <w:p>
+            <w:pPr>
+              <w:spacing w:before="80" w:after="40"/>
+              <w:jc w:val="center"/>
+            </w:pPr>
+            <w:r>
+              <w:rPr>
+                <w:noProof/>
+              </w:rPr>
+              <w:drawing>
+                <wp:inline distT="0" distB="0" distL="0" distR="0">
+                  <wp:extent cx="1800000" cy="3200000"/>
+                  <wp:effectExtent l="0" t="0" r="0" b="0"/>
+                  <wp:docPr id="903" name="AnexoC_3"/>
+                  <wp:cNvGraphicFramePr>
+                    <a:graphicFrameLocks xmlns:a="http://schemas.openxmlformats.org/drawingml/2006/main" noChangeAspect="1"/>
+                  </wp:cNvGraphicFramePr>
+                  <a:graphic xmlns:a="http://schemas.openxmlformats.org/drawingml/2006/main">
+                    <a:graphicData uri="http://schemas.openxmlformats.org/drawingml/2006/picture">
+                      <pic:pic xmlns:pic="http://schemas.openxmlformats.org/drawingml/2006/picture">
+                        <pic:nvPicPr>
+                          <pic:cNvPr id="903" name="AnexoC_3"/>
+                          <pic:cNvPicPr/>
+                        </pic:nvPicPr>
+                        <pic:blipFill>
+                          <a:blip xmlns:r="http://schemas.openxmlformats.org/officeDocument/2006/relationships" r:embed="rId203"/>
+                          <a:stretch>
+                            <a:fillRect/>
+                          </a:stretch>
+                        </pic:blipFill>
+                        <pic:spPr>
+                          <a:xfrm>
+                            <a:off x="0" y="0"/>
+                            <a:ext cx="1800000" cy="3200000"/>
+                          </a:xfrm>
+                          <a:prstGeom prst="rect">
+                            <a:avLst/>
+                          </a:prstGeom>
+                        </pic:spPr>
+                      </pic:pic>
+                    </a:graphicData>
+                  </a:graphic>
+                </wp:inline>
+              </w:drawing>
+            </w:r>
+          </w:p>
+          <w:p>
+            <w:pPr>
+              <w:spacing w:after="80"/>
+              <w:jc w:val="center"/>
+            </w:pPr>
+            <w:r>
+              <w:rPr>
+                <w:rFonts w:ascii="Arial" w:hAnsi="Arial" w:cs="Arial"/>
+                <w:i/>
+                <w:sz w:val="18"/>
+              </w:rPr>
+              <w:t xml:space="preserve">Estanterías con la colección bibliográfica</w:t>
+            </w:r>
+          </w:p>
+        </w:tc>
+        <w:tc>
+          <w:tcPr>
+            <w:tcW w:w="4677" w:type="dxa"/>
+            <w:tcBorders>
+              <w:top w:val="single" w:sz="4" w:space="0" w:color="000000"/>
+              <w:left w:val="single" w:sz="4" w:space="0" w:color="000000"/>
+              <w:bottom w:val="single" w:sz="4" w:space="0" w:color="000000"/>
+              <w:right w:val="single" w:sz="4" w:space="0" w:color="000000"/>
+            </w:tcBorders>
+            <w:vAlign w:val="center"/>
+          </w:tcPr>
+          <w:p>
+            <w:pPr>
+              <w:spacing w:before="80" w:after="40"/>
+              <w:jc w:val="center"/>
+            </w:pPr>
+            <w:r>
+              <w:rPr>
+                <w:noProof/>
+              </w:rPr>
+              <w:drawing>
+                <wp:inline distT="0" distB="0" distL="0" distR="0">
+                  <wp:extent cx="1800000" cy="3200000"/>
+                  <wp:effectExtent l="0" t="0" r="0" b="0"/>
+                  <wp:docPr id="904" name="AnexoC_4"/>
+                  <wp:cNvGraphicFramePr>
+                    <a:graphicFrameLocks xmlns:a="http://schemas.openxmlformats.org/drawingml/2006/main" noChangeAspect="1"/>
+                  </wp:cNvGraphicFramePr>
+                  <a:graphic xmlns:a="http://schemas.openxmlformats.org/drawingml/2006/main">
+                    <a:graphicData uri="http://schemas.openxmlformats.org/drawingml/2006/picture">
+                      <pic:pic xmlns:pic="http://schemas.openxmlformats.org/drawingml/2006/picture">
+                        <pic:nvPicPr>
+                          <pic:cNvPr id="904" name="AnexoC_4"/>
+                          <pic:cNvPicPr/>
+                        </pic:nvPicPr>
+                        <pic:blipFill>
+                          <a:blip xmlns:r="http://schemas.openxmlformats.org/officeDocument/2006/relationships" r:embed="rId204"/>
+                          <a:stretch>
+                            <a:fillRect/>
+                          </a:stretch>
+                        </pic:blipFill>
+                        <pic:spPr>
+                          <a:xfrm>
+                            <a:off x="0" y="0"/>
+                            <a:ext cx="1800000" cy="3200000"/>
+                          </a:xfrm>
+                          <a:prstGeom prst="rect">
+                            <a:avLst/>
+                          </a:prstGeom>
+                        </pic:spPr>
+                      </pic:pic>
+                    </a:graphicData>
+                  </a:graphic>
+                </wp:inline>
+              </w:drawing>
+            </w:r>
+          </w:p>
+          <w:p>
+            <w:pPr>
+              <w:spacing w:after="80"/>
+              <w:jc w:val="center"/>
+            </w:pPr>
+            <w:r>
+              <w:rPr>
+                <w:rFonts w:ascii="Arial" w:hAnsi="Arial" w:cs="Arial"/>
+                <w:i/>
+                <w:sz w:val="18"/>
+              </w:rPr>
+              <w:t xml:space="preserve">Vista general del área de atención y las salas de trabajo</w:t>
+            </w:r>
+          </w:p>
+        </w:tc>
+      </w:tr>
+      <w:tr>
+        <w:tc>
+          <w:tcPr>
+            <w:tcW w:w="4677" w:type="dxa"/>
+            <w:tcBorders>
+              <w:top w:val="single" w:sz="4" w:space="0" w:color="000000"/>
+              <w:left w:val="single" w:sz="4" w:space="0" w:color="000000"/>
+              <w:bottom w:val="single" w:sz="4" w:space="0" w:color="000000"/>
+              <w:right w:val="single" w:sz="4" w:space="0" w:color="000000"/>
+            </w:tcBorders>
+            <w:vAlign w:val="center"/>
+          </w:tcPr>
+          <w:p>
+            <w:pPr>
+              <w:spacing w:before="80" w:after="40"/>
+              <w:jc w:val="center"/>
+            </w:pPr>
+            <w:r>
+              <w:rPr>
+                <w:noProof/>
+              </w:rPr>
+              <w:drawing>
+                <wp:inline distT="0" distB="0" distL="0" distR="0">
+                  <wp:extent cx="1800000" cy="3200000"/>
+                  <wp:effectExtent l="0" t="0" r="0" b="0"/>
+                  <wp:docPr id="905" name="AnexoC_5"/>
+                  <wp:cNvGraphicFramePr>
+                    <a:graphicFrameLocks xmlns:a="http://schemas.openxmlformats.org/drawingml/2006/main" noChangeAspect="1"/>
+                  </wp:cNvGraphicFramePr>
+                  <a:graphic xmlns:a="http://schemas.openxmlformats.org/drawingml/2006/main">
+                    <a:graphicData uri="http://schemas.openxmlformats.org/drawingml/2006/picture">
+                      <pic:pic xmlns:pic="http://schemas.openxmlformats.org/drawingml/2006/picture">
+                        <pic:nvPicPr>
+                          <pic:cNvPr id="905" name="AnexoC_5"/>
+                          <pic:cNvPicPr/>
+                        </pic:nvPicPr>
+                        <pic:blipFill>
+                          <a:blip xmlns:r="http://schemas.openxmlformats.org/officeDocument/2006/relationships" r:embed="rId205"/>
+                          <a:stretch>
+                            <a:fillRect/>
+                          </a:stretch>
+                        </pic:blipFill>
+                        <pic:spPr>
+                          <a:xfrm>
+                            <a:off x="0" y="0"/>
+                            <a:ext cx="1800000" cy="3200000"/>
+                          </a:xfrm>
+                          <a:prstGeom prst="rect">
+                            <a:avLst/>
+                          </a:prstGeom>
+                        </pic:spPr>
+                      </pic:pic>
+                    </a:graphicData>
+                  </a:graphic>
+                </wp:inline>
+              </w:drawing>
+            </w:r>
+          </w:p>
+          <w:p>
+            <w:pPr>
+              <w:spacing w:after="80"/>
+              <w:jc w:val="center"/>
+            </w:pPr>
+            <w:r>
+              <w:rPr>
+                <w:rFonts w:ascii="Arial" w:hAnsi="Arial" w:cs="Arial"/>
+                <w:i/>
+                <w:sz w:val="18"/>
+              </w:rPr>
+              <w:t xml:space="preserve">Zona de estudio y lectura</w:t>
+            </w:r>
+          </w:p>
+        </w:tc>
+        <w:tc>
+          <w:tcPr>
+            <w:tcW w:w="4677" w:type="dxa"/>
+            <w:tcBorders>
+              <w:top w:val="single" w:sz="4" w:space="0" w:color="000000"/>
+              <w:left w:val="single" w:sz="4" w:space="0" w:color="000000"/>
+              <w:bottom w:val="single" w:sz="4" w:space="0" w:color="000000"/>
+              <w:right w:val="single" w:sz="4" w:space="0" w:color="000000"/>
+            </w:tcBorders>
+            <w:vAlign w:val="center"/>
+          </w:tcPr>
+          <w:p>
+            <w:pPr>
+              <w:spacing w:before="80" w:after="40"/>
+              <w:jc w:val="center"/>
+            </w:pPr>
+            <w:r>
+              <w:rPr>
+                <w:noProof/>
+              </w:rPr>
+              <w:drawing>
+                <wp:inline distT="0" distB="0" distL="0" distR="0">
+                  <wp:extent cx="1800000" cy="3200000"/>
+                  <wp:effectExtent l="0" t="0" r="0" b="0"/>
+                  <wp:docPr id="906" name="AnexoC_6"/>
+                  <wp:cNvGraphicFramePr>
+                    <a:graphicFrameLocks xmlns:a="http://schemas.openxmlformats.org/drawingml/2006/main" noChangeAspect="1"/>
+                  </wp:cNvGraphicFramePr>
+                  <a:graphic xmlns:a="http://schemas.openxmlformats.org/drawingml/2006/main">
+                    <a:graphicData uri="http://schemas.openxmlformats.org/drawingml/2006/picture">
+                      <pic:pic xmlns:pic="http://schemas.openxmlformats.org/drawingml/2006/picture">
+                        <pic:nvPicPr>
+                          <pic:cNvPr id="906" name="AnexoC_6"/>
+                          <pic:cNvPicPr/>
+                        </pic:nvPicPr>
+                        <pic:blipFill>
+                          <a:blip xmlns:r="http://schemas.openxmlformats.org/officeDocument/2006/relationships" r:embed="rId206"/>
+                          <a:stretch>
+                            <a:fillRect/>
+                          </a:stretch>
+                        </pic:blipFill>
+                        <pic:spPr>
+                          <a:xfrm>
+                            <a:off x="0" y="0"/>
+                            <a:ext cx="1800000" cy="3200000"/>
+                          </a:xfrm>
+                          <a:prstGeom prst="rect">
+                            <a:avLst/>
+                          </a:prstGeom>
+                        </pic:spPr>
+                      </pic:pic>
+                    </a:graphicData>
+                  </a:graphic>
+                </wp:inline>
+              </w:drawing>
+            </w:r>
+          </w:p>
+          <w:p>
+            <w:pPr>
+              <w:spacing w:after="80"/>
+              <w:jc w:val="center"/>
+            </w:pPr>
+            <w:r>
+              <w:rPr>
+                <w:rFonts w:ascii="Arial" w:hAnsi="Arial" w:cs="Arial"/>
+                <w:i/>
+                <w:sz w:val="18"/>
+              </w:rPr>
+              <w:t xml:space="preserve">Salida de emergencia y sensor del sistema de seguridad</w:t>
+            </w:r>
+          </w:p>
+        </w:tc>
+      </w:tr>
+      <w:tr>
+        <w:tc>
+          <w:tcPr>
+            <w:tcW w:w="4677" w:type="dxa"/>
+            <w:tcBorders>
+              <w:top w:val="single" w:sz="4" w:space="0" w:color="000000"/>
+              <w:left w:val="single" w:sz="4" w:space="0" w:color="000000"/>
+              <w:bottom w:val="single" w:sz="4" w:space="0" w:color="000000"/>
+              <w:right w:val="single" w:sz="4" w:space="0" w:color="000000"/>
+            </w:tcBorders>
+            <w:vAlign w:val="center"/>
+          </w:tcPr>
+          <w:p>
+            <w:pPr>
+              <w:spacing w:before="80" w:after="40"/>
+              <w:jc w:val="center"/>
+            </w:pPr>
+            <w:r>
+              <w:rPr>
+                <w:noProof/>
+              </w:rPr>
+              <w:drawing>
+                <wp:inline distT="0" distB="0" distL="0" distR="0">
+                  <wp:extent cx="2700000" cy="1518750"/>
+                  <wp:effectExtent l="0" t="0" r="0" b="0"/>
+                  <wp:docPr id="907" name="AnexoC_7"/>
+                  <wp:cNvGraphicFramePr>
+                    <a:graphicFrameLocks xmlns:a="http://schemas.openxmlformats.org/drawingml/2006/main" noChangeAspect="1"/>
+                  </wp:cNvGraphicFramePr>
+                  <a:graphic xmlns:a="http://schemas.openxmlformats.org/drawingml/2006/main">
+                    <a:graphicData uri="http://schemas.openxmlformats.org/drawingml/2006/picture">
+                      <pic:pic xmlns:pic="http://schemas.openxmlformats.org/drawingml/2006/picture">
+                        <pic:nvPicPr>
+                          <pic:cNvPr id="907" name="AnexoC_7"/>
+                          <pic:cNvPicPr/>
+                        </pic:nvPicPr>
+                        <pic:blipFill>
+                          <a:blip xmlns:r="http://schemas.openxmlformats.org/officeDocument/2006/relationships" r:embed="rId207"/>
+                          <a:stretch>
+                            <a:fillRect/>
+                          </a:stretch>
+                        </pic:blipFill>
+                        <pic:spPr>
+                          <a:xfrm>
+                            <a:off x="0" y="0"/>
+                            <a:ext cx="2700000" cy="1518750"/>
+                          </a:xfrm>
+                          <a:prstGeom prst="rect">
+                            <a:avLst/>
+                          </a:prstGeom>
+                        </pic:spPr>
+                      </pic:pic>
+                    </a:graphicData>
+                  </a:graphic>
+                </wp:inline>
+              </w:drawing>
+            </w:r>
+          </w:p>
+          <w:p>
+            <w:pPr>
+              <w:spacing w:after="80"/>
+              <w:jc w:val="center"/>
+            </w:pPr>
+            <w:r>
+              <w:rPr>
+                <w:rFonts w:ascii="Arial" w:hAnsi="Arial" w:cs="Arial"/>
+                <w:i/>
+                <w:sz w:val="18"/>
+              </w:rPr>
+              <w:t xml:space="preserve">Sistema de videovigilancia (antena de seguridad)</w:t>
+            </w:r>
+          </w:p>
+        </w:tc>
+        <w:tc>
+          <w:tcPr>
+            <w:tcW w:w="4677" w:type="dxa"/>
+            <w:tcBorders>
+              <w:top w:val="single" w:sz="4" w:space="0" w:color="000000"/>
+              <w:left w:val="single" w:sz="4" w:space="0" w:color="000000"/>
+              <w:bottom w:val="single" w:sz="4" w:space="0" w:color="000000"/>
+              <w:right w:val="single" w:sz="4" w:space="0" w:color="000000"/>
+            </w:tcBorders>
+            <w:vAlign w:val="center"/>
+          </w:tcPr>
+          <w:p>
+            <w:pPr>
+              <w:spacing w:before="80" w:after="40"/>
+              <w:jc w:val="center"/>
+            </w:pPr>
+            <w:r>
+              <w:rPr>
+                <w:noProof/>
+              </w:rPr>
+              <w:drawing>
+                <wp:inline distT="0" distB="0" distL="0" distR="0">
+                  <wp:extent cx="1800000" cy="3200000"/>
+                  <wp:effectExtent l="0" t="0" r="0" b="0"/>
+                  <wp:docPr id="908" name="AnexoC_8"/>
+                  <wp:cNvGraphicFramePr>
+                    <a:graphicFrameLocks xmlns:a="http://schemas.openxmlformats.org/drawingml/2006/main" noChangeAspect="1"/>
+                  </wp:cNvGraphicFramePr>
+                  <a:graphic xmlns:a="http://schemas.openxmlformats.org/drawingml/2006/main">
+                    <a:graphicData uri="http://schemas.openxmlformats.org/drawingml/2006/picture">
+                      <pic:pic xmlns:pic="http://schemas.openxmlformats.org/drawingml/2006/picture">
+                        <pic:nvPicPr>
+                          <pic:cNvPr id="908" name="AnexoC_8"/>
+                          <pic:cNvPicPr/>
+                        </pic:nvPicPr>
+                        <pic:blipFill>
+                          <a:blip xmlns:r="http://schemas.openxmlformats.org/officeDocument/2006/relationships" r:embed="rId208"/>
+                          <a:stretch>
+                            <a:fillRect/>
+                          </a:stretch>
+                        </pic:blipFill>
+                        <pic:spPr>
+                          <a:xfrm>
+                            <a:off x="0" y="0"/>
+                            <a:ext cx="1800000" cy="3200000"/>
+                          </a:xfrm>
+                          <a:prstGeom prst="rect">
+                            <a:avLst/>
+                          </a:prstGeom>
+                        </pic:spPr>
+                      </pic:pic>
+                    </a:graphicData>
+                  </a:graphic>
+                </wp:inline>
+              </w:drawing>
+            </w:r>
+          </w:p>
+          <w:p>
+            <w:pPr>
+              <w:spacing w:after="80"/>
+              <w:jc w:val="center"/>
+            </w:pPr>
+            <w:r>
+              <w:rPr>
+                <w:rFonts w:ascii="Arial" w:hAnsi="Arial" w:cs="Arial"/>
+                <w:i/>
+                <w:sz w:val="18"/>
+              </w:rPr>
+              <w:t xml:space="preserve">Aire acondicionado de las instalaciones</w:t>
+            </w:r>
+          </w:p>
+        </w:tc>
+      </w:tr>
+      <w:tr>
+        <w:tc>
+          <w:tcPr>
+            <w:tcW w:w="4677" w:type="dxa"/>
+            <w:tcBorders>
+              <w:top w:val="single" w:sz="4" w:space="0" w:color="000000"/>
+              <w:left w:val="single" w:sz="4" w:space="0" w:color="000000"/>
+              <w:bottom w:val="single" w:sz="4" w:space="0" w:color="000000"/>
+              <w:right w:val="single" w:sz="4" w:space="0" w:color="000000"/>
+            </w:tcBorders>
+            <w:vAlign w:val="center"/>
+          </w:tcPr>
+          <w:p>
+            <w:pPr>
+              <w:spacing w:before="80" w:after="40"/>
+              <w:jc w:val="center"/>
+            </w:pPr>
+            <w:r>
+              <w:rPr>
+                <w:noProof/>
+              </w:rPr>
+              <w:drawing>
+                <wp:inline distT="0" distB="0" distL="0" distR="0">
+                  <wp:extent cx="2700000" cy="1518750"/>
+                  <wp:effectExtent l="0" t="0" r="0" b="0"/>
+                  <wp:docPr id="909" name="AnexoC_9"/>
+                  <wp:cNvGraphicFramePr>
+                    <a:graphicFrameLocks xmlns:a="http://schemas.openxmlformats.org/drawingml/2006/main" noChangeAspect="1"/>
+                  </wp:cNvGraphicFramePr>
+                  <a:graphic xmlns:a="http://schemas.openxmlformats.org/drawingml/2006/main">
+                    <a:graphicData uri="http://schemas.openxmlformats.org/drawingml/2006/picture">
+                      <pic:pic xmlns:pic="http://schemas.openxmlformats.org/drawingml/2006/picture">
+                        <pic:nvPicPr>
+                          <pic:cNvPr id="909" name="AnexoC_9"/>
+                          <pic:cNvPicPr/>
+                        </pic:nvPicPr>
+                        <pic:blipFill>
+                          <a:blip xmlns:r="http://schemas.openxmlformats.org/officeDocument/2006/relationships" r:embed="rId209"/>
+                          <a:stretch>
+                            <a:fillRect/>
+                          </a:stretch>
+                        </pic:blipFill>
+                        <pic:spPr>
+                          <a:xfrm>
+                            <a:off x="0" y="0"/>
+                            <a:ext cx="2700000" cy="1518750"/>
+                          </a:xfrm>
+                          <a:prstGeom prst="rect">
+                            <a:avLst/>
+                          </a:prstGeom>
+                        </pic:spPr>
+                      </pic:pic>
+                    </a:graphicData>
+                  </a:graphic>
+                </wp:inline>
+              </w:drawing>
+            </w:r>
+          </w:p>
+          <w:p>
+            <w:pPr>
+              <w:spacing w:after="80"/>
+              <w:jc w:val="center"/>
+            </w:pPr>
+            <w:r>
+              <w:rPr>
+                <w:rFonts w:ascii="Arial" w:hAnsi="Arial" w:cs="Arial"/>
+                <w:i/>
+                <w:sz w:val="18"/>
+              </w:rPr>
+              <w:t xml:space="preserve">Área administrativa de la biblioteca</w:t>
+            </w:r>
+          </w:p>
+        </w:tc>
+        <w:tc>
+          <w:tcPr>
+            <w:tcW w:w="4677" w:type="dxa"/>
+            <w:tcBorders>
+              <w:top w:val="single" w:sz="4" w:space="0" w:color="000000"/>
+              <w:left w:val="single" w:sz="4" w:space="0" w:color="000000"/>
+              <w:bottom w:val="single" w:sz="4" w:space="0" w:color="000000"/>
+              <w:right w:val="single" w:sz="4" w:space="0" w:color="000000"/>
+            </w:tcBorders>
+            <w:vAlign w:val="center"/>
+          </w:tcPr>
+          <w:p>
+            <w:pPr>
+              <w:spacing w:before="80" w:after="40"/>
+              <w:jc w:val="center"/>
+            </w:pPr>
+            <w:r>
+              <w:rPr>
+                <w:noProof/>
+              </w:rPr>
+              <w:drawing>
+                <wp:inline distT="0" distB="0" distL="0" distR="0">
+                  <wp:extent cx="2700000" cy="1518750"/>
+                  <wp:effectExtent l="0" t="0" r="0" b="0"/>
+                  <wp:docPr id="910" name="AnexoC_10"/>
+                  <wp:cNvGraphicFramePr>
+                    <a:graphicFrameLocks xmlns:a="http://schemas.openxmlformats.org/drawingml/2006/main" noChangeAspect="1"/>
+                  </wp:cNvGraphicFramePr>
+                  <a:graphic xmlns:a="http://schemas.openxmlformats.org/drawingml/2006/main">
+                    <a:graphicData uri="http://schemas.openxmlformats.org/drawingml/2006/picture">
+                      <pic:pic xmlns:pic="http://schemas.openxmlformats.org/drawingml/2006/picture">
+                        <pic:nvPicPr>
+                          <pic:cNvPr id="910" name="AnexoC_10"/>
+                          <pic:cNvPicPr/>
+                        </pic:nvPicPr>
+                        <pic:blipFill>
+                          <a:blip xmlns:r="http://schemas.openxmlformats.org/officeDocument/2006/relationships" r:embed="rId210"/>
+                          <a:stretch>
+                            <a:fillRect/>
+                          </a:stretch>
+                        </pic:blipFill>
+                        <pic:spPr>
+                          <a:xfrm>
+                            <a:off x="0" y="0"/>
+                            <a:ext cx="2700000" cy="1518750"/>
+                          </a:xfrm>
+                          <a:prstGeom prst="rect">
+                            <a:avLst/>
+                          </a:prstGeom>
+                        </pic:spPr>
+                      </pic:pic>
+                    </a:graphicData>
+                  </a:graphic>
+                </wp:inline>
+              </w:drawing>
+            </w:r>
+          </w:p>
+          <w:p>
+            <w:pPr>
+              <w:spacing w:after="80"/>
+              <w:jc w:val="center"/>
+            </w:pPr>
+            <w:r>
+              <w:rPr>
+                <w:rFonts w:ascii="Arial" w:hAnsi="Arial" w:cs="Arial"/>
+                <w:i/>
+                <w:sz w:val="18"/>
+              </w:rPr>
+              <w:t xml:space="preserve">Sala de espera y zona de revistas</w:t>
+            </w:r>
+          </w:p>
+        </w:tc>
+      </w:tr>
+      <w:tr>
+        <w:tc>
+          <w:tcPr>
+            <w:tcW w:w="4677" w:type="dxa"/>
+            <w:tcBorders>
+              <w:top w:val="single" w:sz="4" w:space="0" w:color="000000"/>
+              <w:left w:val="single" w:sz="4" w:space="0" w:color="000000"/>
+              <w:bottom w:val="single" w:sz="4" w:space="0" w:color="000000"/>
+              <w:right w:val="single" w:sz="4" w:space="0" w:color="000000"/>
+            </w:tcBorders>
+            <w:vAlign w:val="center"/>
+          </w:tcPr>
+          <w:p>
+            <w:pPr>
+              <w:spacing w:before="80" w:after="40"/>
+              <w:jc w:val="center"/>
+            </w:pPr>
+            <w:r>
+              <w:rPr>
+                <w:noProof/>
+              </w:rPr>
+              <w:drawing>
+                <wp:inline distT="0" distB="0" distL="0" distR="0">
+                  <wp:extent cx="1800000" cy="3200000"/>
+                  <wp:effectExtent l="0" t="0" r="0" b="0"/>
+                  <wp:docPr id="911" name="AnexoC_11"/>
+                  <wp:cNvGraphicFramePr>
+                    <a:graphicFrameLocks xmlns:a="http://schemas.openxmlformats.org/drawingml/2006/main" noChangeAspect="1"/>
+                  </wp:cNvGraphicFramePr>
+                  <a:graphic xmlns:a="http://schemas.openxmlformats.org/drawingml/2006/main">
+                    <a:graphicData uri="http://schemas.openxmlformats.org/drawingml/2006/picture">
+                      <pic:pic xmlns:pic="http://schemas.openxmlformats.org/drawingml/2006/picture">
+                        <pic:nvPicPr>
+                          <pic:cNvPr id="911" name="AnexoC_11"/>
+                          <pic:cNvPicPr/>
+                        </pic:nvPicPr>
+                        <pic:blipFill>
+                          <a:blip xmlns:r="http://schemas.openxmlformats.org/officeDocument/2006/relationships" r:embed="rId211"/>
+                          <a:stretch>
+                            <a:fillRect/>
+                          </a:stretch>
+                        </pic:blipFill>
+                        <pic:spPr>
+                          <a:xfrm>
+                            <a:off x="0" y="0"/>
+                            <a:ext cx="1800000" cy="3200000"/>
+                          </a:xfrm>
+                          <a:prstGeom prst="rect">
+                            <a:avLst/>
+                          </a:prstGeom>
+                        </pic:spPr>
+                      </pic:pic>
+                    </a:graphicData>
+                  </a:graphic>
+                </wp:inline>
+              </w:drawing>
+            </w:r>
+          </w:p>
+          <w:p>
+            <w:pPr>
+              <w:spacing w:after="80"/>
+              <w:jc w:val="center"/>
+            </w:pPr>
+            <w:r>
+              <w:rPr>
+                <w:rFonts w:ascii="Arial" w:hAnsi="Arial" w:cs="Arial"/>
+                <w:i/>
+                <w:sz w:val="18"/>
+              </w:rPr>
+              <w:t xml:space="preserve">Casilleros disponibles para préstamo</w:t>
+            </w:r>
+          </w:p>
+        </w:tc>
+        <w:tc>
+          <w:tcPr>
+            <w:tcW w:w="4677" w:type="dxa"/>
+          </w:tcPr>
+          <w:p/>
+        </w:tc>
+      </w:tr>
+    </w:tbl>
     <w:sectPr>
       <w:headerReference w:type="default" r:id="rId8"/>
       <w:footerReference w:type="default" r:id="rId9"/>
